--- a/交付成果/第三轮修订版/第三轮4周版/读书会07_四念处（二）——心念处与法念处_4周资料包（第三版修订）/Word版/第4周_五取蕴十二处与四圣谛整合实修_主持人版.docx
+++ b/交付成果/第三轮修订版/第三轮4周版/读书会07_四念处（二）——心念处与法念处_4周资料包（第三版修订）/Word版/第4周_五取蕴十二处与四圣谛整合实修_主持人版.docx
@@ -9791,7 +9791,7 @@
                 <w:color w:val="333333"/>
                 <w:sz w:val="22"/>
               </w:rPr>
-              <w:t>[00:08:19.880] 明法啊（整理注：转写不清，依上下文指澄清浊水的方法），古时候（有一种）佛陀（时代也讲的）净水宝（珠）（整理注：转写"古代那佛陀叫净水宝"），你把它放（进去），浊水马上就（澄清）（整理注：转写"你看，你把它放出去，他马上就要进去"）。那我们的净水（方法）是什么呢？是信（转写"性"）。那信怎么呈现呢？就是说，看那个呼吸、入出息，或者（所缘）不清晰的时候，你相信"我现在心不够平静"，这就是信。我相信现在不平静的心不可能看到清晰的所缘。所以我们对于这个不清晰的时候，你要怎么接受？——我也知道，我慢慢地知道这个不清晰的（所缘），慢慢地你心平静下来，它就会变得清晰。这就是信。</w:t>
+              <w:t>[00:08:19.880] 明矾啊（整理注：原转写"明法"，据上下文当为明矾——古印度以明矾澄清浊水之喻），古时候（有一种）佛陀（时代也讲的）净水宝（珠）（整理注：转写"古代那佛陀叫净水宝"），你把它放（进去），浊水马上就（澄清）（整理注：转写"你看，你把它放出去，他马上就要进去"）。那我们的净水（方法）是什么呢？是信（转写"性"）。那信怎么呈现呢？就是说，看那个呼吸、入出息，或者（所缘）不清晰的时候，你相信"我现在心不够平静"，这就是信。我相信现在不平静的心不可能看到清晰的所缘。所以我们对于这个不清晰的时候，你要怎么接受？——我也知道，我慢慢地知道这个不清晰的（所缘），慢慢地你心平静下来，它就会变得清晰。这就是信。</w:t>
             </w:r>
           </w:p>
         </w:tc>

--- a/交付成果/第三轮修订版/第三轮4周版/读书会07_四念处（二）——心念处与法念处_4周资料包（第三版修订）/Word版/第4周_五取蕴十二处与四圣谛整合实修_主持人版.docx
+++ b/交付成果/第三轮修订版/第三轮4周版/读书会07_四念处（二）——心念处与法念处_4周资料包（第三版修订）/Word版/第4周_五取蕴十二处与四圣谛整合实修_主持人版.docx
@@ -9743,7 +9743,7 @@
                 <w:color w:val="333333"/>
                 <w:sz w:val="22"/>
               </w:rPr>
-              <w:t>[00:07:56.000] 我们讲说，那桶水是浑的，你一定就照不出你的倒影（整理注：转写"道影"）。什么样的一桶水？这个（水）不浑了（整理注：转写"不混了"，义同）。两个方法，一个就是等待，对吧，以前给大家讲过一个就是等待；再一个呢，就是（投入）净水的那个药粉。</w:t>
+              <w:t>[00:07:56.000] 我们讲说，那桶水是浑的，你一定就照不出你的倒影。什么样的一桶水？这个（水）不浑了。两个方法，一个就是等待，对吧，以前给大家讲过一个就是等待；再一个呢，就是（投入）净水的那个药粉。</w:t>
             </w:r>
           </w:p>
         </w:tc>
@@ -9791,7 +9791,7 @@
                 <w:color w:val="333333"/>
                 <w:sz w:val="22"/>
               </w:rPr>
-              <w:t>[00:08:19.880] 明矾啊（整理注：原转写"明法"，据上下文当为明矾——古印度以明矾澄清浊水之喻），古时候（有一种）佛陀（时代也讲的）净水宝（珠）（整理注：转写"古代那佛陀叫净水宝"），你把它放（进去），浊水马上就（澄清）（整理注：转写"你看，你把它放出去，他马上就要进去"）。那我们的净水（方法）是什么呢？是信（转写"性"）。那信怎么呈现呢？就是说，看那个呼吸、入出息，或者（所缘）不清晰的时候，你相信"我现在心不够平静"，这就是信。我相信现在不平静的心不可能看到清晰的所缘。所以我们对于这个不清晰的时候，你要怎么接受？——我也知道，我慢慢地知道这个不清晰的（所缘），慢慢地你心平静下来，它就会变得清晰。这就是信。</w:t>
+              <w:t>[00:08:19.880] 明矾啊，古时候（有一种）佛陀（时代也讲的）净水宝（珠），你把它放（进去），浊水马上就（澄清）。那我们的净水（方法）是什么呢？是信。那信怎么呈现呢？就是说，看那个呼吸、入出息，或者（所缘）不清晰的时候，你相信"我现在心不够平静"，这就是信。我相信现在不平静的心不可能看到清晰的所缘。所以我们对于这个不清晰的时候，你要怎么接受？——我也知道，我慢慢地知道这个不清晰的（所缘），慢慢地你心平静下来，它就会变得清晰。这就是信。</w:t>
             </w:r>
           </w:p>
         </w:tc>
@@ -9887,7 +9887,7 @@
                 <w:color w:val="333333"/>
                 <w:sz w:val="22"/>
               </w:rPr>
-              <w:t>[00:09:23.520] 那即使（状态）可能（反复）——我今天就（有过），用了一下手机跟家里打了个电话，好，就一个（电话）下来（整理注：转写"就一个下图吧"），外边（的所缘）一直（在心里）储蓄（整理注：转写"储蓄多这个"，疑为"持续很多"），没有（安）落（下来）呢，对，因为心乱掉了。那这个时候怎么办呢？它已经乱掉了，乱掉心就是乱了，乱了，你要让它（直接）走在（原来的）业处上，这里没有效果，更难了。</w:t>
+              <w:t>[00:09:23.520] 那即使（状态）可能（反复）——我今天就（有过），用了一下手机跟家里打了个电话，好，就一个（电话）下来，外边（的所缘）一直（在心里）储蓄，没有（安）落（下来）呢，对，因为心乱掉了。那这个时候怎么办呢？它已经乱掉了，乱掉心就是乱了，乱了，你要让它（直接）走在（原来的）业处上，这里没有效果，更难了。</w:t>
             </w:r>
           </w:p>
         </w:tc>
@@ -9935,7 +9935,7 @@
                 <w:color w:val="333333"/>
                 <w:sz w:val="22"/>
               </w:rPr>
-              <w:t>[00:09:49.270] 那怎么办呢？（换）多所缘的业处——我们教了这么多多所缘的业处，对。（比如）三十二身分啊、四界差别啊（整理注：转写"火车电现场啊三十个神风啊，世界差别啊"），如果有点燥（热）的话呢，从头到脚每一个位置、每一个位置上都是（可以）做嘛；修慈啊、修悲啊（整理注：转写"修词啊，修背啊"），（这些）很多（业处的内容）多了，你就一个个去过，过到你的心觉得安静了、平静下来；后（再）给自己修一下悲悯心（整理注：转写"悲斗心"），说：好可怜，那个心都停不下来，就……怎么办呢？对吧，让我早日（从）这一切（中）解脱。那个修一修，再安静下来——哎呦，好可怜，我（这颗）心（整理注：转写"我天，这个下来真挺可怜啊"）。</w:t>
+              <w:t>[00:09:49.270] 那怎么办呢？（换）多所缘的业处——我们教了这么多多所缘的业处，对。（比如）三十二身分啊、四界差别啊，如果有点燥（热）的话呢，从头到脚每一个位置、每一个位置上都是（可以）做嘛；修慈啊、修悲啊，（这些）很多（业处的内容）多了，你就一个个去过，过到你的心觉得安静了、平静下来；后（再）给自己修一下悲悯心，说：好可怜，那个心都停不下来，就……怎么办呢？对吧，让我早日（从）这一切（中）解脱。那个修一修，再安静下来——哎呦，好可怜，我（这颗）心。</w:t>
             </w:r>
           </w:p>
         </w:tc>
@@ -10031,7 +10031,7 @@
                 <w:color w:val="333333"/>
                 <w:sz w:val="22"/>
               </w:rPr>
-              <w:t>[00:10:38.805] 信佛陀讲的：心为什么躁动啊？因为它（们）到处去抓所缘。好，那这个（杂乱的）所缘呢？我们可以去（替换）它（整理注：转写"那我们可以去计划它"）——用善的（所缘）、（清净）业处的所缘，去替换掉那杂乱无章的外面的所缘，那这个就是（正）精（进），这个就是法。那当我们这样做的时候，就是（回到）正道（整理注：转写"专规遮"）。所以同样的，我们日常生活中碰到的这些烦恼、这些问题啊，就是要用这个（方法），对吧。</w:t>
+              <w:t>[00:10:38.805] 信佛陀讲的：心为什么躁动啊？因为它（们）到处去抓所缘。好，那这个（杂乱的）所缘呢？我们可以去（替换）它——用善的（所缘）、（清净）业处的所缘，去替换掉那杂乱无章的外面的所缘，那这个就是（正）精（进），这个就是法。那当我们这样做的时候，就是（回到）正道。所以同样的，我们日常生活中碰到的这些烦恼、这些问题啊，就是要用这个（方法），对吧。</w:t>
             </w:r>
           </w:p>
         </w:tc>
@@ -10079,7 +10079,7 @@
                 <w:color w:val="333333"/>
                 <w:sz w:val="22"/>
               </w:rPr>
-              <w:t>[00:11:02.115] 哎，你听到一个声音啊，你（生）烦恼啊。（我们）来（看）老师（给）定（的）一个（观察）句式（整理注：转写"丽丽老师定位一个的句式"）：然后（你）听到一个声音——这本来就是个声音嘛，你怎么就起烦恼了呢？因为你对这个声音起不如理作意。什么不如理作意呢？你把它建构为"这是一个骂我的声音"，这是一个丑陋的声音，这是一个我无法忍受的声音。好，那这个结就生起来了——那就叫瞋恚结，就升起了。</w:t>
+              <w:t>[00:11:02.115] 哎，你听到一个声音啊，你（生）烦恼啊。（我们）来（看）老师（给）定（的）一个（观察）句式：然后（你）听到一个声音——这本来就是个声音嘛，你怎么就起烦恼了呢？因为你对这个声音起不如理作意。什么不如理作意呢？你把它建构为"这是一个骂我的声音"，这是一个丑陋的声音，这是一个我无法忍受的声音。好，那这个结就生起来了——那就叫瞋恚结，就升起了。</w:t>
             </w:r>
           </w:p>
         </w:tc>
@@ -10175,7 +10175,7 @@
                 <w:color w:val="333333"/>
                 <w:sz w:val="22"/>
               </w:rPr>
-              <w:t>[00:16:21.220] 产生的时候，对于（眼）门，它本来就是这个颜色——颜色，我们怎么可能（把它）构建成"漂亮"呢？本来就是一个空气的波动，我怎么会给它构建成"这个天籁之音"呢？或者"吵死了"啊？就这样的一种概念，就是你的心对它——本来是声音或者颜色——进行内心的构架。我们叫"内心戏"，对吧，你们现在的语言叫"内心戏"（整理注：转写"内心系／类星系"）。就你这么多的（根门所缘），（心）一编造，就编造出来很多这样的东西。</w:t>
+              <w:t>[00:16:21.220] 产生的时候，对于（眼）门，它本来就是这个颜色——颜色，我们怎么可能（把它）构建成"漂亮"呢？本来就是一个空气的波动，我怎么会给它构建成"这个天籁之音"呢？或者"吵死了"啊？就这样的一种概念，就是你的心对它——本来是声音或者颜色——进行内心的构架。我们叫"内心戏"，对吧，你们现在的语言叫"内心戏"。就你这么多的（根门所缘），（心）一编造，就编造出来很多这样的东西。</w:t>
             </w:r>
           </w:p>
         </w:tc>
@@ -10223,7 +10223,7 @@
                 <w:color w:val="333333"/>
                 <w:sz w:val="22"/>
               </w:rPr>
-              <w:t>[00:16:45.750] 那编造完以后，它（心）可以对编造出来的概念（再）取（乐）、（再）取（著），（起）不如理作意啊（整理注：转写"取新好加速的词语态度"，依上下文校订），就是对它取结、（不断）澄清（加固）啊（整理注：转写"就是对他取结澄清啊澄清啊这样的内容"），这样的内容。所以呢，我们要看到它，它这个机制就是这样的。那么这样的机制这样（看）起来，我如何舍断——就了知"已生起之结如何舍断"啊。那要去舍断这个结呢，其实你要还原它这个逻辑，还原它为什么会生起这个结。</w:t>
+              <w:t>[00:16:45.750] 那编造完以后，它（心）可以对编造出来的概念（再）取（乐）、（再）取（著），（起）不如理作意啊，就是对它取结、（不断）澄清（加固）啊，这样的内容。所以呢，我们要看到它，它这个机制就是这样的。那么这样的机制这样（看）起来，我如何舍断——就了知"已生起之结如何舍断"啊。那要去舍断这个结呢，其实你要还原它这个逻辑，还原它为什么会生起这个结。</w:t>
             </w:r>
           </w:p>
         </w:tc>
@@ -10319,7 +10319,7 @@
                 <w:color w:val="333333"/>
                 <w:sz w:val="22"/>
               </w:rPr>
-              <w:t>[00:17:58.130] 好，那你看清楚了，完后我们就（把它）倒过来（看），就是说啊：那上午的那个好的状态，下午一定会出现吗？好，那如果不出现的话，我们应该怎么办呢？（心）就（能）从（期待里）走（出来）了。同样的啊，那上午的这个状态（下午）不会一定会出现，所以呢，你（的）期待是错误的。如果你的（这个）期待是错误的，那你就不要（去）控制（整理注：转写"碰制"），你就接受事实吧——就是（境界）来（了）就（接受）。（心变得）如实自然，就如实自然，来什么就接受什么（整理注：转写"看什么就是来什么接"）。好，那如果能够在这个点上去掉（控制），那我们就去掉了；如果你不能在这个点上去掉，你还是要控制——还是问自己说：是不是还要控制？那你就要不断地（用事实证明）：这个控制能否实现你那个期待？</w:t>
+              <w:t>[00:17:58.130] 好，那你看清楚了，完后我们就（把它）倒过来（看），就是说啊：那上午的那个好的状态，下午一定会出现吗？好，那如果不出现的话，我们应该怎么办呢？（心）就（能）从（期待里）走（出来）了。同样的啊，那上午的这个状态（下午）不会一定会出现，所以呢，你（的）期待是错误的。如果你的（这个）期待是错误的，那你就不要（去）控制，你就接受事实吧——就是（境界）来（了）就（接受）。（心变得）如实自然，就如实自然，来什么就接受什么。好，那如果能够在这个点上去掉（控制），那我们就去掉了；如果你不能在这个点上去掉，你还是要控制——还是问自己说：是不是还要控制？那你就要不断地（用事实证明）：这个控制能否实现你那个期待？</w:t>
             </w:r>
           </w:p>
         </w:tc>
@@ -10367,7 +10367,7 @@
                 <w:color w:val="333333"/>
                 <w:sz w:val="22"/>
               </w:rPr>
-              <w:t>[00:18:49.340] （你觉得）可以（吗）？你如果觉得可以，那就试一试，连续试它几天，对吧？我保证你百分之百都不可能（实现），其实你们都知道。那它为什么（心）还会（掉）到坑里面去呢？其实就是你的心还是没有真的在内心深处里面确认：控制，是不可能给（修行）带来（进步）的（整理注：转写"是不可能给身体带来病毒"，无法逐字校订，依上下文校订大意）。你心里面还是没有真正建立起这样一个认知，不然你就不会有这样痛苦的行为。</w:t>
+              <w:t>[00:18:49.340] （你觉得）可以（吗）？你如果觉得可以，那就试一试，连续试它几天，对吧？我保证你百分之百都不可能（实现），其实你们都知道。那它为什么（心）还会（掉）到坑里面去呢？其实就是你的心还是没有真的在内心深处里面确认：控制，是不可能给（修行）带来（进步）的。你心里面还是没有真正建立起这样一个认知，不然你就不会有这样痛苦的行为。</w:t>
             </w:r>
           </w:p>
         </w:tc>
@@ -10415,7 +10415,7 @@
                 <w:color w:val="333333"/>
                 <w:sz w:val="22"/>
               </w:rPr>
-              <w:t>[00:19:21.980] 所以因此呢，你就是要彻底地在你内心深处里面建立起这样一个认知：任何的、超越（"）如实自然（"）的一切的（其他）手段办法（整理注：转写"双手办法"），一定不会给你带来进步（整理注：转写"给你产品来进"）。</w:t>
+              <w:t>[00:19:21.980] 所以因此呢，你就是要彻底地在你内心深处里面建立起这样一个认知：任何的、超越（"）如实自然（"）的一切的（其他）手段办法，一定不会给你带来进步。</w:t>
             </w:r>
           </w:p>
         </w:tc>
@@ -10463,7 +10463,7 @@
                 <w:color w:val="333333"/>
                 <w:sz w:val="22"/>
               </w:rPr>
-              <w:t>[00:19:32.480] 那你（建立了）这样一个（认知）好，这样完了以后呢，接下来你要去尝试：什么样的方式才能够真的可以（让禅修）带来进步。那这两个（选项）比较完以后，然后进行不断地去比较，然后去尝试，然后再用你的心形成一个新的习气（整理注：转写"一个新的经营效益"）。新的这个（习气），肯定是自然、轻松、快乐的。（这样）去（做）就会进步（整理注：转写"给的出去就会进步"）。</w:t>
+              <w:t>[00:19:32.480] 那你（建立了）这样一个（认知）好，这样完了以后呢，接下来你要去尝试：什么样的方式才能够真的可以（让禅修）带来进步。那这两个（选项）比较完以后，然后进行不断地去比较，然后去尝试，然后再用你的心形成一个新的习气。新的这个（习气），肯定是自然、轻松、快乐的。（这样）去（做）就会进步。</w:t>
             </w:r>
           </w:p>
         </w:tc>
@@ -10511,7 +10511,7 @@
                 <w:color w:val="333333"/>
                 <w:sz w:val="22"/>
               </w:rPr>
-              <w:t>[00:20:00.240] 那么这样的一个习气呢，被真实建立起来以后呢，它就能够（取代）那个控制的这种行为习惯，然后那个相关的结就不会生起（整理注：转写"不会生气"）。同样呢，我们日常生活中的所谓的（问题的）解决也是按照这样的（关系）来做。那当然，最后呢，我们的内观啊（整理注：转写"我的女性观"），看到这个缘起、看到（这个）名色的生灭（整理注：转写"金色的长生灭"），以及它们之间的因果关系啊，（观照）它的无常（整理注：转写"看讨它无相"）。最后呢，你（在）那（时）能够彻底地断除那个结啊——十个结全部断除（是在）阿拉汉（道）啊（整理注：转写"是安放到生气"，依上下文校订）。好，这个就是我们复习一下这个十二处的随观啊。好，接下来我们学习这个七觉支啊（整理注：转写"气血之道"）。</w:t>
+              <w:t>[00:20:00.240] 那么这样的一个习气呢，被真实建立起来以后呢，它就能够（取代）那个控制的这种行为习惯，然后那个相关的结就不会生起。同样呢，我们日常生活中的所谓的（问题的）解决也是按照这样的（关系）来做。那当然，最后呢，我们的内观啊，看到这个缘起、看到（这个）名色的生灭，以及它们之间的因果关系啊，（观照）它的无常。最后呢，你（在）那（时）能够彻底地断除那个结啊——十个结全部断除（是在）阿拉汉（道）啊。好，这个就是我们复习一下这个十二处的随观啊。好，接下来我们学习这个七觉支啊。</w:t>
             </w:r>
           </w:p>
         </w:tc>
@@ -10751,7 +10751,7 @@
                 <w:color w:val="333333"/>
                 <w:sz w:val="22"/>
               </w:rPr>
-              <w:t>[01:08:18.640] 啊好，那么也就是说舍呢，它是可以灭除排斥性啊，同时呢，舍呢又能够对治贪欲啊，所以注释书里讲说，（舍是）怀（有）贪欲者的清净之道（整理注：转写"舍置满怀贪欲者的清净之道"，义注原句大意）。那对有情不执取的态度啊，这个是要（对）业果法则（很清楚）哈。同样呢，我们在禅修的时候怎么样去舍（呢）？就是把自己交出去。我经常跟大家讲说，把自己交出去——什么交出去？交给法。你只要如实自然地（觉知）入出息（整理注：转写"露出席悦"），那它自然就会运作啊。你像旁观者一样，你看着它，它就是一种忠实（于当下）的态度啊，最后呢，它就能够最快地走向成功啊，所以它就是一种（中舍）忠实的一种态度啊。</w:t>
+              <w:t>[01:08:18.640] 啊好，那么也就是说舍呢，它是可以灭除排斥性啊，同时呢，舍呢又能够对治贪欲啊，所以注释书里讲说，（舍是）怀（有）贪欲者的清净之道。那对有情不执取的态度啊，这个是要（对）业果法则（很清楚）哈。同样呢，我们在禅修的时候怎么样去舍（呢）？就是把自己交出去。我经常跟大家讲说，把自己交出去——什么交出去？交给法。你只要如实自然地（觉知）入出息，那它自然就会运作啊。你像旁观者一样，你看着它，它就是一种忠实（于当下）的态度啊，最后呢，它就能够最快地走向成功啊，所以它就是一种（中舍）忠实的一种态度啊。</w:t>
             </w:r>
           </w:p>
         </w:tc>
@@ -14800,7 +14800,7 @@
                 <w:color w:val="333333"/>
                 <w:sz w:val="22"/>
               </w:rPr>
-              <w:t>[00:14:43.500] 我们今天刚好有一个贤友来（拜访），就是这个先生是说（来）请教一下这个对治烦恼的问题。他刚才说这些（对他）没什么烦恼——那这个（事）我们觉得是个烦恼，到他面前呢，他一翻就过去了，他觉得不在意。但是先生讲的说，这个其实我是翻篇了，但是他们觉得这个是（执着）的方式（整理注：转写"但是他们觉得这个是末世，不是跪子的方式"）。这不是（把烦恼）制（造）过去的（整理注：转写"这不是绘制过去的"），这个（翻篇）直接（让事情）过去的。但是呢，其实（对别人来说那）也是（很重的）烦恼（整理注：转写"其实也是最烦恼的"）。你翻过去就翻过去了，干嘛还要拿回去那去修理一下？不需要啊。</w:t>
+              <w:t>[00:14:43.500] 我们今天刚好有一个贤友来（拜访），就是这个先生是说（来）请教一下这个对治烦恼的问题。他刚才说这些（对他）没什么烦恼——那这个（事）我们觉得是个烦恼，到他面前呢，他一翻就过去了，他觉得不在意。但是先生讲的说，这个其实我是翻篇了，但是他们觉得这个是（执着）的方式。这不是（把烦恼）制（造）过去的，这个（翻篇）直接（让事情）过去的。但是呢，其实（对别人来说那）也是（很重的）烦恼。你翻过去就翻过去了，干嘛还要拿回去那去修理一下？不需要啊。</w:t>
             </w:r>
           </w:p>
         </w:tc>
